--- a/ky/wisdom-stories/fly-in-the-china-shop.docx
+++ b/ky/wisdom-stories/fly-in-the-china-shop.docx
@@ -81,7 +81,7 @@
           <w:sz w:val="22"/>
           <w:lang w:val="ky-KG"/>
         </w:rPr>
-        <w:t xml:space="preserve">Сабак: </w:t>
+        <w:t>Сабак: Кичинекей жалган наадандын кулагына жеткенде чоң кырсыкка алып келиши мүмкүн. Мунун алдын алуу үчүн билимдүү болуп, укканыңды таразалап, адеп-ахлак баалуулуктарына бекем туруу керек.</w:t>
       </w:r>
       <w:r>
         <w:rPr>
@@ -90,7 +90,6 @@
           <w:sz w:val="22"/>
           <w:lang w:val="ky-KG"/>
         </w:rPr>
-        <w:t>Ойлонбой иш кылган адам жалган сөзгө азгырылып, чоң бүлүк салышы мүмкүн. Укканыңды текшерип, акылга салып чеч.</w:t>
       </w:r>
     </w:p>
     <w:p>
@@ -110,7 +109,7 @@
           <w:sz w:val="18"/>
           <w:lang w:val="ky-KG"/>
         </w:rPr>
-        <w:t>Окуя ачык интернет булактарынан алынды.</w:t>
+        <w:t>Аңгемелер ачык интернет булактарынан алынган, иллюстрациялар болсо ЖИ менен түзүлгөн.</w:t>
       </w:r>
     </w:p>
     <w:sectPr>
